--- a/trimestre 2/ESTUPIÑAN-FINO DEMETRIOMAURICIO - copia/ADSO/Evidencias de aprendizaje/BD/Guía de aprendizaje BD_1.docx
+++ b/trimestre 2/ESTUPIÑAN-FINO DEMETRIOMAURICIO - copia/ADSO/Evidencias de aprendizaje/BD/Guía de aprendizaje BD_1.docx
@@ -1447,6 +1447,32 @@
         </w:rPr>
         <w:t>¿Cómo cree que una aplicación puede almacenar y consultar grandes cantidades de información?</w:t>
       </w:r>
+      <w:r>
+        <w:rPr>
+          <w:rFonts w:eastAsia="Arial" w:cs="Calibri"/>
+          <w:sz w:val="24"/>
+          <w:szCs w:val="24"/>
+        </w:rPr>
+        <w:t xml:space="preserve">  </w:t>
+      </w:r>
+      <w:r>
+        <w:rPr>
+          <w:rFonts w:eastAsia="Arial" w:cs="Calibri"/>
+          <w:b/>
+          <w:bCs/>
+          <w:sz w:val="24"/>
+          <w:szCs w:val="24"/>
+        </w:rPr>
+        <w:t>RTA:</w:t>
+      </w:r>
+      <w:r>
+        <w:rPr>
+          <w:rFonts w:eastAsia="Arial" w:cs="Calibri"/>
+          <w:sz w:val="24"/>
+          <w:szCs w:val="24"/>
+        </w:rPr>
+        <w:t xml:space="preserve"> En una tabla de datos</w:t>
+      </w:r>
     </w:p>
     <w:p>
       <w:pPr>
@@ -1469,6 +1495,52 @@
         </w:rPr>
         <w:t>¿Ha utilizado alguna aplicación en la que pueda consultar información como clientes, productos, compras, reservas, notas o cuentas? ¿Qué cree que ocurre con esa información cuando la registra?</w:t>
       </w:r>
+      <w:r>
+        <w:rPr>
+          <w:rFonts w:eastAsia="Arial" w:cs="Calibri"/>
+          <w:sz w:val="24"/>
+          <w:szCs w:val="24"/>
+        </w:rPr>
+        <w:t xml:space="preserve"> </w:t>
+      </w:r>
+      <w:r>
+        <w:rPr>
+          <w:rFonts w:eastAsia="Arial" w:cs="Calibri"/>
+          <w:b/>
+          <w:sz w:val="24"/>
+          <w:szCs w:val="24"/>
+        </w:rPr>
+        <w:t xml:space="preserve">RTA: </w:t>
+      </w:r>
+      <w:r>
+        <w:rPr>
+          <w:rFonts w:eastAsia="Arial" w:cs="Calibri"/>
+          <w:bCs/>
+          <w:sz w:val="24"/>
+          <w:szCs w:val="24"/>
+        </w:rPr>
+        <w:t xml:space="preserve">El sistema de Terpel, mi imagino que funciona </w:t>
+      </w:r>
+      <w:proofErr w:type="spellStart"/>
+      <w:r>
+        <w:rPr>
+          <w:rFonts w:eastAsia="Arial" w:cs="Calibri"/>
+          <w:bCs/>
+          <w:sz w:val="24"/>
+          <w:szCs w:val="24"/>
+        </w:rPr>
+        <w:t>asi</w:t>
+      </w:r>
+      <w:proofErr w:type="spellEnd"/>
+      <w:r>
+        <w:rPr>
+          <w:rFonts w:eastAsia="Arial" w:cs="Calibri"/>
+          <w:bCs/>
+          <w:sz w:val="24"/>
+          <w:szCs w:val="24"/>
+        </w:rPr>
+        <w:t xml:space="preserve"> y la información se actualiza en tiempo real</w:t>
+      </w:r>
     </w:p>
     <w:p>
       <w:pPr>
@@ -1489,8 +1561,44 @@
           <w:sz w:val="24"/>
           <w:szCs w:val="24"/>
         </w:rPr>
+        <w:lastRenderedPageBreak/>
         <w:t>Si usted fuera el encargado de desarrollar el sistema para esta empresa, ¿qué necesitaría conocer antes de decidir cómo almacenar la información?</w:t>
       </w:r>
+      <w:r>
+        <w:rPr>
+          <w:rFonts w:eastAsia="Arial" w:cs="Calibri"/>
+          <w:sz w:val="24"/>
+          <w:szCs w:val="24"/>
+        </w:rPr>
+        <w:t xml:space="preserve"> </w:t>
+      </w:r>
+      <w:r>
+        <w:rPr>
+          <w:rFonts w:eastAsia="Arial" w:cs="Calibri"/>
+          <w:b/>
+          <w:sz w:val="24"/>
+          <w:szCs w:val="24"/>
+        </w:rPr>
+        <w:t xml:space="preserve">RTA: </w:t>
+      </w:r>
+      <w:r>
+        <w:rPr>
+          <w:rFonts w:eastAsia="Arial" w:cs="Calibri"/>
+          <w:bCs/>
+          <w:sz w:val="24"/>
+          <w:szCs w:val="24"/>
+        </w:rPr>
+        <w:t>E</w:t>
+      </w:r>
+      <w:r>
+        <w:rPr>
+          <w:rFonts w:eastAsia="Arial" w:cs="Calibri"/>
+          <w:bCs/>
+          <w:sz w:val="24"/>
+          <w:szCs w:val="24"/>
+        </w:rPr>
+        <w:t>ntender qué información vas a guardar, cómo se relacionan los datos entre sí y qué herramientas vas a utilizar para gestionarlos</w:t>
+      </w:r>
     </w:p>
     <w:p>
       <w:pPr>
@@ -1507,7 +1615,6 @@
           <w:sz w:val="24"/>
           <w:szCs w:val="24"/>
         </w:rPr>
-        <w:lastRenderedPageBreak/>
         <w:t>Finalmente, participe en una socialización con el grupo, compartiendo sus respuestas y las ideas que considera más importantes.</w:t>
       </w:r>
     </w:p>
@@ -2148,6 +2255,7 @@
           <w:sz w:val="24"/>
           <w:szCs w:val="24"/>
         </w:rPr>
+        <w:lastRenderedPageBreak/>
         <w:t>¿Qué es una base de datos?</w:t>
       </w:r>
     </w:p>
@@ -2217,7 +2325,6 @@
           <w:sz w:val="24"/>
           <w:szCs w:val="24"/>
         </w:rPr>
-        <w:lastRenderedPageBreak/>
         <w:t>Importancia de las bases de datos en las organizaciones.</w:t>
       </w:r>
     </w:p>
@@ -2700,6 +2807,7 @@
           <w:sz w:val="24"/>
           <w:szCs w:val="24"/>
         </w:rPr>
+        <w:lastRenderedPageBreak/>
         <w:t>El aprendiz investigará los principales modelos utilizados para organizar y representar la información:</w:t>
       </w:r>
     </w:p>
@@ -2769,7 +2877,6 @@
           <w:sz w:val="24"/>
           <w:szCs w:val="24"/>
         </w:rPr>
-        <w:lastRenderedPageBreak/>
         <w:t>Características del modelo relacional.</w:t>
       </w:r>
     </w:p>
@@ -3300,6 +3407,7 @@
           <w:sz w:val="24"/>
           <w:szCs w:val="24"/>
         </w:rPr>
+        <w:lastRenderedPageBreak/>
         <w:t>¿Cómo se representa gráficamente un modelo entidad-relación?</w:t>
       </w:r>
     </w:p>
@@ -3363,7 +3471,6 @@
           <w:sz w:val="24"/>
           <w:szCs w:val="24"/>
         </w:rPr>
-        <w:lastRenderedPageBreak/>
         <w:t xml:space="preserve">A partir de un caso empresarial sencillo, identificar las posibles </w:t>
       </w:r>
       <w:r>
@@ -3905,6 +4012,7 @@
           <w:sz w:val="24"/>
           <w:szCs w:val="24"/>
         </w:rPr>
+        <w:lastRenderedPageBreak/>
         <w:t>El aprendiz investigará:</w:t>
       </w:r>
     </w:p>
@@ -3974,7 +4082,6 @@
           <w:sz w:val="24"/>
           <w:szCs w:val="24"/>
         </w:rPr>
-        <w:lastRenderedPageBreak/>
         <w:t>¿Qué es una dependencia parcial?</w:t>
       </w:r>
     </w:p>
@@ -4516,6 +4623,7 @@
           <w:sz w:val="24"/>
           <w:szCs w:val="24"/>
         </w:rPr>
+        <w:lastRenderedPageBreak/>
         <w:t>Explicación de 1FN, 2FN y 3FN.</w:t>
       </w:r>
     </w:p>
@@ -4560,7 +4668,6 @@
           <w:sz w:val="24"/>
           <w:szCs w:val="24"/>
         </w:rPr>
-        <w:lastRenderedPageBreak/>
         <w:t>Nota:</w:t>
       </w:r>
       <w:r>
@@ -5146,6 +5253,7 @@
           <w:szCs w:val="24"/>
           <w:lang w:eastAsia="es-ES"/>
         </w:rPr>
+        <w:lastRenderedPageBreak/>
         <w:t>Analizar el siguiente caso:</w:t>
       </w:r>
     </w:p>
@@ -5174,7 +5282,6 @@
           <w:szCs w:val="24"/>
           <w:lang w:eastAsia="es-ES"/>
         </w:rPr>
-        <w:lastRenderedPageBreak/>
         <w:t>Una institución educativa desea desarrollar un sistema para gestionar aprendices, programas de formación, instructores, fichas y resultados de aprendizaje. Actualmente la información se encuentra distribuida en diferentes archivos y se presentan datos repetidos y dificultades para mantener la información actualizada.</w:t>
       </w:r>
     </w:p>
@@ -5953,6 +6060,7 @@
           <w:szCs w:val="24"/>
           <w:lang w:eastAsia="es-ES"/>
         </w:rPr>
+        <w:lastRenderedPageBreak/>
         <w:t>Documentos.</w:t>
       </w:r>
     </w:p>
@@ -5985,7 +6093,6 @@
           <w:szCs w:val="24"/>
           <w:lang w:eastAsia="es-ES"/>
         </w:rPr>
-        <w:lastRenderedPageBreak/>
         <w:t>Clave-valor.</w:t>
       </w:r>
     </w:p>
@@ -6806,6 +6913,7 @@
           <w:szCs w:val="24"/>
           <w:lang w:eastAsia="es-ES"/>
         </w:rPr>
+        <w:lastRenderedPageBreak/>
         <w:t>Cardinalidades.</w:t>
       </w:r>
     </w:p>
@@ -6838,7 +6946,6 @@
           <w:szCs w:val="24"/>
           <w:lang w:eastAsia="es-ES"/>
         </w:rPr>
-        <w:lastRenderedPageBreak/>
         <w:t>Relaciones 1:1.</w:t>
       </w:r>
     </w:p>
@@ -7661,6 +7768,7 @@
           <w:szCs w:val="24"/>
           <w:lang w:eastAsia="es-ES"/>
         </w:rPr>
+        <w:lastRenderedPageBreak/>
         <w:t>Redundancia de datos.</w:t>
       </w:r>
     </w:p>
@@ -7693,7 +7801,6 @@
           <w:szCs w:val="24"/>
           <w:lang w:eastAsia="es-ES"/>
         </w:rPr>
-        <w:lastRenderedPageBreak/>
         <w:t>Anomalía de inserción.</w:t>
       </w:r>
     </w:p>
@@ -8538,6 +8645,7 @@
           <w:szCs w:val="24"/>
           <w:lang w:eastAsia="es-ES"/>
         </w:rPr>
+        <w:lastRenderedPageBreak/>
         <w:t>Estructura en 1FN.</w:t>
       </w:r>
     </w:p>
@@ -8570,7 +8678,6 @@
           <w:szCs w:val="24"/>
           <w:lang w:eastAsia="es-ES"/>
         </w:rPr>
-        <w:lastRenderedPageBreak/>
         <w:t>Dependencias identificadas.</w:t>
       </w:r>
     </w:p>
@@ -9417,6 +9524,7 @@
           <w:szCs w:val="24"/>
           <w:lang w:eastAsia="es-ES"/>
         </w:rPr>
+        <w:lastRenderedPageBreak/>
         <w:t>Elaborar el Modelo Entidad-Relación.</w:t>
       </w:r>
     </w:p>
@@ -9449,7 +9557,6 @@
           <w:szCs w:val="24"/>
           <w:lang w:eastAsia="es-ES"/>
         </w:rPr>
-        <w:lastRenderedPageBreak/>
         <w:t>Identificar problemas de redundancia.</w:t>
       </w:r>
     </w:p>
@@ -27988,10 +28095,6 @@
 </file>
 
 <file path=customXml/item1.xml><?xml version="1.0" encoding="utf-8"?>
-<b:Sources xmlns:b="http://schemas.openxmlformats.org/officeDocument/2006/bibliography" xmlns="http://schemas.openxmlformats.org/officeDocument/2006/bibliography" SelectedStyle="/APA.XSL" StyleName="APA"/>
-</file>
-
-<file path=customXml/item2.xml><?xml version="1.0" encoding="utf-8"?>
 <p:properties xmlns:p="http://schemas.microsoft.com/office/2006/metadata/properties" xmlns:xsi="http://www.w3.org/2001/XMLSchema-instance" xmlns:pc="http://schemas.microsoft.com/office/infopath/2007/PartnerControls">
   <documentManagement>
     <ReferenceId xmlns="4e31a12a-9bf3-482b-87bb-caecc0210a48" xsi:nil="true"/>
@@ -27999,7 +28102,20 @@
 </p:properties>
 </file>
 
+<file path=customXml/item2.xml><?xml version="1.0" encoding="utf-8"?>
+<b:Sources xmlns:b="http://schemas.openxmlformats.org/officeDocument/2006/bibliography" xmlns="http://schemas.openxmlformats.org/officeDocument/2006/bibliography" SelectedStyle="/APA.XSL" StyleName="APA"/>
+</file>
+
 <file path=customXml/item3.xml><?xml version="1.0" encoding="utf-8"?>
+<?mso-contentType ?>
+<FormTemplates xmlns="http://schemas.microsoft.com/sharepoint/v3/contenttype/forms">
+  <Display>DocumentLibraryForm</Display>
+  <Edit>DocumentLibraryForm</Edit>
+  <New>DocumentLibraryForm</New>
+</FormTemplates>
+</file>
+
+<file path=customXml/item4.xml><?xml version="1.0" encoding="utf-8"?>
 <ct:contentTypeSchema xmlns:ct="http://schemas.microsoft.com/office/2006/metadata/contentType" xmlns:ma="http://schemas.microsoft.com/office/2006/metadata/properties/metaAttributes" ct:_="" ma:_="" ma:contentTypeName="Documento" ma:contentTypeID="0x01010046BC53E0DC27514DBAEFC5EAEF3AF145" ma:contentTypeVersion="4" ma:contentTypeDescription="Crear nuevo documento." ma:contentTypeScope="" ma:versionID="19060e3f9b2a532a915bb005e6e04821">
   <xsd:schema xmlns:xsd="http://www.w3.org/2001/XMLSchema" xmlns:xs="http://www.w3.org/2001/XMLSchema" xmlns:p="http://schemas.microsoft.com/office/2006/metadata/properties" xmlns:ns2="4e31a12a-9bf3-482b-87bb-caecc0210a48" targetNamespace="http://schemas.microsoft.com/office/2006/metadata/properties" ma:root="true" ma:fieldsID="65de6323150e74470aa8c9d87fc7da7b" ns2:_="">
     <xsd:import namespace="4e31a12a-9bf3-482b-87bb-caecc0210a48"/>
@@ -28143,24 +28259,7 @@
 </ct:contentTypeSchema>
 </file>
 
-<file path=customXml/item4.xml><?xml version="1.0" encoding="utf-8"?>
-<?mso-contentType ?>
-<FormTemplates xmlns="http://schemas.microsoft.com/sharepoint/v3/contenttype/forms">
-  <Display>DocumentLibraryForm</Display>
-  <Edit>DocumentLibraryForm</Edit>
-  <New>DocumentLibraryForm</New>
-</FormTemplates>
-</file>
-
 <file path=customXml/itemProps1.xml><?xml version="1.0" encoding="utf-8"?>
-<ds:datastoreItem xmlns:ds="http://schemas.openxmlformats.org/officeDocument/2006/customXml" ds:itemID="{8F77DE2A-42C6-4CA6-9039-80EF84878373}">
-  <ds:schemaRefs>
-    <ds:schemaRef ds:uri="http://schemas.openxmlformats.org/officeDocument/2006/bibliography"/>
-  </ds:schemaRefs>
-</ds:datastoreItem>
-</file>
-
-<file path=customXml/itemProps2.xml><?xml version="1.0" encoding="utf-8"?>
 <ds:datastoreItem xmlns:ds="http://schemas.openxmlformats.org/officeDocument/2006/customXml" ds:itemID="{148CFCA9-C04F-4472-9ACE-2C2B0713CCB5}">
   <ds:schemaRefs>
     <ds:schemaRef ds:uri="http://schemas.microsoft.com/office/2006/metadata/properties"/>
@@ -28170,7 +28269,23 @@
 </ds:datastoreItem>
 </file>
 
+<file path=customXml/itemProps2.xml><?xml version="1.0" encoding="utf-8"?>
+<ds:datastoreItem xmlns:ds="http://schemas.openxmlformats.org/officeDocument/2006/customXml" ds:itemID="{8F77DE2A-42C6-4CA6-9039-80EF84878373}">
+  <ds:schemaRefs>
+    <ds:schemaRef ds:uri="http://schemas.openxmlformats.org/officeDocument/2006/bibliography"/>
+  </ds:schemaRefs>
+</ds:datastoreItem>
+</file>
+
 <file path=customXml/itemProps3.xml><?xml version="1.0" encoding="utf-8"?>
+<ds:datastoreItem xmlns:ds="http://schemas.openxmlformats.org/officeDocument/2006/customXml" ds:itemID="{3F9D943A-8F73-4333-9169-A981417CD6FA}">
+  <ds:schemaRefs>
+    <ds:schemaRef ds:uri="http://schemas.microsoft.com/sharepoint/v3/contenttype/forms"/>
+  </ds:schemaRefs>
+</ds:datastoreItem>
+</file>
+
+<file path=customXml/itemProps4.xml><?xml version="1.0" encoding="utf-8"?>
 <ds:datastoreItem xmlns:ds="http://schemas.openxmlformats.org/officeDocument/2006/customXml" ds:itemID="{CC5F6CC3-EFEA-4C87-9E0E-F31536A18D9D}">
   <ds:schemaRefs>
     <ds:schemaRef ds:uri="http://schemas.microsoft.com/office/2006/metadata/contentType"/>
@@ -28186,12 +28301,4 @@
     <ds:schemaRef ds:uri="http://schemas.microsoft.com/internal/obd"/>
   </ds:schemaRefs>
 </ds:datastoreItem>
-</file>
-
-<file path=customXml/itemProps4.xml><?xml version="1.0" encoding="utf-8"?>
-<ds:datastoreItem xmlns:ds="http://schemas.openxmlformats.org/officeDocument/2006/customXml" ds:itemID="{3F9D943A-8F73-4333-9169-A981417CD6FA}">
-  <ds:schemaRefs>
-    <ds:schemaRef ds:uri="http://schemas.microsoft.com/sharepoint/v3/contenttype/forms"/>
-  </ds:schemaRefs>
-</ds:datastoreItem>
 </file>